--- a/templates/commercial_invoice_template.docx
+++ b/templates/commercial_invoice_template.docx
@@ -1184,6 +1184,11 @@
             </w:r>
           </w:p>
           <w:p>
+            <w:r>
+              <w:t>{{other_references}}</w:t>
+            </w:r>
+          </w:p>
+          <w:p>
             <w:pPr>
               <w:snapToGrid w:val="0"/>
               <w:spacing w:after="0"/>
@@ -2626,7 +2631,7 @@
                 <w:kern w:val="0"/>
                 <w:szCs w:val="20"/>
               </w:rPr>
-              <w:t xml:space="preserve">{{goods_description}}</w:t>
+              <w:t xml:space="preserve">{{packages}}   {{goods_description}}</w:t>
             </w:r>
             <w:r>
               <w:rPr>
@@ -2973,7 +2978,7 @@
                 <w:kern w:val="0"/>
                 <w:szCs w:val="20"/>
               </w:rPr>
-              <w:t>⑱</w:t>
+              <w:t>⑱ {{signed_by}}</w:t>
             </w:r>
           </w:p>
           <w:p>

--- a/templates/commercial_invoice_template.docx
+++ b/templates/commercial_invoice_template.docx
@@ -27,7 +27,7 @@
       </w:tblGrid>
       <w:tr>
         <w:trPr>
-          <w:trHeight w:val="408"/>
+          <w:trHeight w:val="320"/>
         </w:trPr>
         <w:tc>
           <w:tcPr>
@@ -628,7 +628,7 @@
       </w:tr>
       <w:tr>
         <w:trPr>
-          <w:trHeight w:val="580"/>
+          <w:trHeight w:val="400"/>
         </w:trPr>
         <w:tc>
           <w:tcPr>
@@ -759,7 +759,7 @@
       </w:tr>
       <w:tr>
         <w:trPr>
-          <w:trHeight w:val="879"/>
+          <w:trHeight w:val="800"/>
         </w:trPr>
         <w:tc>
           <w:tcPr>
@@ -1095,7 +1095,7 @@
       </w:tr>
       <w:tr>
         <w:trPr>
-          <w:trHeight w:val="713"/>
+          <w:trHeight w:val="500"/>
         </w:trPr>
         <w:tc>
           <w:tcPr>
@@ -1284,7 +1284,7 @@
       </w:tr>
       <w:tr>
         <w:trPr>
-          <w:trHeight w:val="424"/>
+          <w:trHeight w:val="340"/>
         </w:trPr>
         <w:tc>
           <w:tcPr>
@@ -2339,7 +2339,7 @@
       </w:tr>
       <w:tr>
         <w:trPr>
-          <w:trHeight w:val="3256"/>
+          <w:trHeight w:val="1600"/>
         </w:trPr>
         <w:tc>
           <w:tcPr>
@@ -2347,7 +2347,7 @@
             <w:tcBorders>
               <w:top w:val="nil"/>
               <w:left w:val="single" w:sz="12" w:space="0" w:color="000000"/>
-              <w:bottom w:val="nil"/>
+              <w:bottom w:val="single" w:sz="2" w:space="0" w:color="000000"/>
               <w:right w:val="nil"/>
             </w:tcBorders>
             <w:tcMar>
@@ -2364,20 +2364,6 @@
               <w:spacing w:after="0"/>
               <w:textAlignment w:val="baseline"/>
               <w:rPr>
-                <w:rFonts w:ascii="Times New Roman" w:eastAsia="바탕" w:hAnsi="Times New Roman" w:cs="Times New Roman"/>
-                <w:color w:val="000000"/>
-                <w:spacing w:val="-12"/>
-                <w:kern w:val="0"/>
-                <w:szCs w:val="20"/>
-              </w:rPr>
-            </w:pPr>
-          </w:p>
-          <w:p>
-            <w:pPr>
-              <w:snapToGrid w:val="0"/>
-              <w:spacing w:after="0"/>
-              <w:textAlignment w:val="baseline"/>
-              <w:rPr>
                 <w:rFonts w:ascii="Times New Roman" w:eastAsia="굴림" w:hAnsi="Times New Roman" w:cs="Times New Roman"/>
                 <w:color w:val="000000"/>
                 <w:spacing w:val="-12"/>
@@ -2491,90 +2477,6 @@
               </w:rPr>
               <w:t>{{marks_line5}}</w:t>
             </w:r>
-          </w:p>
-          <w:p>
-            <w:pPr>
-              <w:snapToGrid w:val="0"/>
-              <w:spacing w:after="0"/>
-              <w:textAlignment w:val="baseline"/>
-              <w:rPr>
-                <w:rFonts w:ascii="Times New Roman" w:eastAsia="바탕" w:hAnsi="Times New Roman" w:cs="Times New Roman"/>
-                <w:color w:val="000000"/>
-                <w:spacing w:val="-12"/>
-                <w:kern w:val="0"/>
-                <w:szCs w:val="20"/>
-              </w:rPr>
-            </w:pPr>
-          </w:p>
-          <w:p>
-            <w:pPr>
-              <w:snapToGrid w:val="0"/>
-              <w:spacing w:after="0"/>
-              <w:textAlignment w:val="baseline"/>
-              <w:rPr>
-                <w:rFonts w:ascii="Times New Roman" w:eastAsia="바탕" w:hAnsi="Times New Roman" w:cs="Times New Roman"/>
-                <w:color w:val="000000"/>
-                <w:spacing w:val="-12"/>
-                <w:kern w:val="0"/>
-                <w:szCs w:val="20"/>
-              </w:rPr>
-            </w:pPr>
-          </w:p>
-          <w:p>
-            <w:pPr>
-              <w:snapToGrid w:val="0"/>
-              <w:spacing w:after="0"/>
-              <w:textAlignment w:val="baseline"/>
-              <w:rPr>
-                <w:rFonts w:ascii="Times New Roman" w:eastAsia="바탕" w:hAnsi="Times New Roman" w:cs="Times New Roman"/>
-                <w:color w:val="000000"/>
-                <w:spacing w:val="-12"/>
-                <w:kern w:val="0"/>
-                <w:szCs w:val="20"/>
-              </w:rPr>
-            </w:pPr>
-          </w:p>
-          <w:p>
-            <w:pPr>
-              <w:snapToGrid w:val="0"/>
-              <w:spacing w:after="0"/>
-              <w:textAlignment w:val="baseline"/>
-              <w:rPr>
-                <w:rFonts w:ascii="Times New Roman" w:eastAsia="바탕" w:hAnsi="Times New Roman" w:cs="Times New Roman"/>
-                <w:color w:val="000000"/>
-                <w:spacing w:val="-12"/>
-                <w:kern w:val="0"/>
-                <w:szCs w:val="20"/>
-              </w:rPr>
-            </w:pPr>
-          </w:p>
-          <w:p>
-            <w:pPr>
-              <w:snapToGrid w:val="0"/>
-              <w:spacing w:after="0"/>
-              <w:textAlignment w:val="baseline"/>
-              <w:rPr>
-                <w:rFonts w:ascii="Times New Roman" w:eastAsia="바탕" w:hAnsi="Times New Roman" w:cs="Times New Roman"/>
-                <w:color w:val="000000"/>
-                <w:spacing w:val="-12"/>
-                <w:kern w:val="0"/>
-                <w:szCs w:val="20"/>
-              </w:rPr>
-            </w:pPr>
-          </w:p>
-          <w:p>
-            <w:pPr>
-              <w:snapToGrid w:val="0"/>
-              <w:spacing w:after="0"/>
-              <w:textAlignment w:val="baseline"/>
-              <w:rPr>
-                <w:rFonts w:ascii="Times New Roman" w:eastAsia="바탕" w:hAnsi="Times New Roman" w:cs="Times New Roman"/>
-                <w:color w:val="000000"/>
-                <w:spacing w:val="-12"/>
-                <w:kern w:val="0"/>
-                <w:szCs w:val="20"/>
-              </w:rPr>
-            </w:pPr>
           </w:p>
           <w:p>
             <w:pPr>
@@ -2598,7 +2500,7 @@
             <w:tcBorders>
               <w:top w:val="nil"/>
               <w:left w:val="nil"/>
-              <w:bottom w:val="nil"/>
+              <w:bottom w:val="single" w:sz="2" w:space="0" w:color="000000"/>
               <w:right w:val="nil"/>
             </w:tcBorders>
             <w:tcMar>
@@ -2880,7 +2782,7 @@
       </w:tr>
       <w:tr>
         <w:trPr>
-          <w:trHeight w:val="1458"/>
+          <w:trHeight w:val="1000"/>
         </w:trPr>
         <w:tc>
           <w:tcPr>
@@ -2980,20 +2882,6 @@
               </w:rPr>
               <w:t>⑱ {{signed_by}}</w:t>
             </w:r>
-          </w:p>
-          <w:p>
-            <w:pPr>
-              <w:snapToGrid w:val="0"/>
-              <w:spacing w:after="0"/>
-              <w:textAlignment w:val="baseline"/>
-              <w:rPr>
-                <w:rFonts w:ascii="Times New Roman" w:eastAsia="바탕" w:hAnsi="Times New Roman" w:cs="Times New Roman"/>
-                <w:color w:val="000000"/>
-                <w:spacing w:val="-12"/>
-                <w:kern w:val="0"/>
-                <w:szCs w:val="20"/>
-              </w:rPr>
-            </w:pPr>
           </w:p>
           <w:p>
             <w:pPr>
